--- a/Word Test.docx
+++ b/Word Test.docx
@@ -98,6 +98,22 @@
       <w:r>
         <w:br/>
         <w:t>This is text in the same paragraph.</w:t>
+      </w:r>
+    </w:p>
+    <w:p>
+      <w:r>
+        <w:t xml:space="preserve">This is a </w:t>
+      </w:r>
+      <w:hyperlink r:id="rId5" w:history="1">
+        <w:r>
+          <w:rPr>
+            <w:rStyle w:val="Hyperlink"/>
+          </w:rPr>
+          <w:t>hyperlink</w:t>
+        </w:r>
+      </w:hyperlink>
+      <w:r>
+        <w:t>.</w:t>
       </w:r>
     </w:p>
     <w:sectPr>
@@ -1144,6 +1160,29 @@
       <w:spacing w:val="5"/>
     </w:rPr>
   </w:style>
+  <w:style w:type="character" w:styleId="Hyperlink">
+    <w:name w:val="Hyperlink"/>
+    <w:basedOn w:val="DefaultParagraphFont"/>
+    <w:uiPriority w:val="99"/>
+    <w:unhideWhenUsed/>
+    <w:rsid w:val="00172625"/>
+    <w:rPr>
+      <w:color w:val="467886" w:themeColor="hyperlink"/>
+      <w:u w:val="single"/>
+    </w:rPr>
+  </w:style>
+  <w:style w:type="character" w:styleId="UnresolvedMention">
+    <w:name w:val="Unresolved Mention"/>
+    <w:basedOn w:val="DefaultParagraphFont"/>
+    <w:uiPriority w:val="99"/>
+    <w:semiHidden/>
+    <w:unhideWhenUsed/>
+    <w:rsid w:val="00172625"/>
+    <w:rPr>
+      <w:color w:val="605E5C"/>
+      <w:shd w:val="clear" w:color="auto" w:fill="E1DFDD"/>
+    </w:rPr>
+  </w:style>
 </w:styles>
 </file>
 

--- a/Word Test.docx
+++ b/Word Test.docx
@@ -1,13 +1,13 @@
 
 <file path=word/document.xml><?xml version="1.0" encoding="utf-8"?>
-<w:document xmlns:wpc="http://schemas.microsoft.com/office/word/2010/wordprocessingCanvas" xmlns:cx="http://schemas.microsoft.com/office/drawing/2014/chartex" xmlns:cx1="http://schemas.microsoft.com/office/drawing/2015/9/8/chartex" xmlns:cx2="http://schemas.microsoft.com/office/drawing/2015/10/21/chartex" xmlns:cx3="http://schemas.microsoft.com/office/drawing/2016/5/9/chartex" xmlns:cx4="http://schemas.microsoft.com/office/drawing/2016/5/10/chartex" xmlns:cx5="http://schemas.microsoft.com/office/drawing/2016/5/11/chartex" xmlns:cx6="http://schemas.microsoft.com/office/drawing/2016/5/12/chartex" xmlns:cx7="http://schemas.microsoft.com/office/drawing/2016/5/13/chartex" xmlns:cx8="http://schemas.microsoft.com/office/drawing/2016/5/14/chartex" xmlns:mc="http://schemas.openxmlformats.org/markup-compatibility/2006" xmlns:aink="http://schemas.microsoft.com/office/drawing/2016/ink" xmlns:am3d="http://schemas.microsoft.com/office/drawing/2017/model3d" xmlns:o="urn:schemas-microsoft-com:office:office" xmlns:oel="http://schemas.microsoft.com/office/2019/extlst" xmlns:r="http://schemas.openxmlformats.org/officeDocument/2006/relationships" xmlns:m="http://schemas.openxmlformats.org/officeDocument/2006/math" xmlns:v="urn:schemas-microsoft-com:vml" xmlns:wp14="http://schemas.microsoft.com/office/word/2010/wordprocessingDrawing" xmlns:wp="http://schemas.openxmlformats.org/drawingml/2006/wordprocessingDrawing" xmlns:w10="urn:schemas-microsoft-com:office:word" xmlns:w="http://schemas.openxmlformats.org/wordprocessingml/2006/main" xmlns:w14="http://schemas.microsoft.com/office/word/2010/wordml" xmlns:w15="http://schemas.microsoft.com/office/word/2012/wordml" xmlns:w16cex="http://schemas.microsoft.com/office/word/2018/wordml/cex" xmlns:w16cid="http://schemas.microsoft.com/office/word/2016/wordml/cid" xmlns:w16="http://schemas.microsoft.com/office/word/2018/wordml" xmlns:w16du="http://schemas.microsoft.com/office/word/2023/wordml/word16du" xmlns:w16sdtdh="http://schemas.microsoft.com/office/word/2020/wordml/sdtdatahash" xmlns:w16sdtfl="http://schemas.microsoft.com/office/word/2024/wordml/sdtformatlock" xmlns:w16se="http://schemas.microsoft.com/office/word/2015/wordml/symex" xmlns:wpg="http://schemas.microsoft.com/office/word/2010/wordprocessingGroup" xmlns:wpi="http://schemas.microsoft.com/office/word/2010/wordprocessingInk" xmlns:wne="http://schemas.microsoft.com/office/word/2006/wordml" xmlns:wps="http://schemas.microsoft.com/office/word/2010/wordprocessingShape" mc:Ignorable="w14 w15 w16se w16cid w16 w16cex w16sdtdh w16sdtfl w16du wp14">
+<w:document xmlns:w16sdtdh="http://schemas.microsoft.com/office/word/2020/wordml/sdtdatahash" xmlns:w16du="http://schemas.microsoft.com/office/word/2023/wordml/word16du" xmlns:oel="http://schemas.microsoft.com/office/2019/extlst" xmlns:w16cex="http://schemas.microsoft.com/office/word/2018/wordml/cex" xmlns:w16se="http://schemas.microsoft.com/office/word/2015/wordml/symex" xmlns:wne="http://schemas.microsoft.com/office/word/2006/wordml" xmlns:o="urn:schemas-microsoft-com:office:office" xmlns:w10="urn:schemas-microsoft-com:office:word" xmlns:cx="http://schemas.microsoft.com/office/drawing/2014/chartex" xmlns:w14="http://schemas.microsoft.com/office/word/2010/wordml" xmlns:w15="http://schemas.microsoft.com/office/word/2012/wordml" xmlns:w16="http://schemas.microsoft.com/office/word/2018/wordml" xmlns:m="http://schemas.openxmlformats.org/officeDocument/2006/math" xmlns:aink="http://schemas.microsoft.com/office/drawing/2016/ink" xmlns:r="http://schemas.openxmlformats.org/officeDocument/2006/relationships" xmlns:w16sdtfl="http://schemas.microsoft.com/office/word/2024/wordml/sdtformatlock" xmlns:wpc="http://schemas.microsoft.com/office/word/2010/wordprocessingCanvas" xmlns:cx3="http://schemas.microsoft.com/office/drawing/2016/5/9/chartex" xmlns:cx4="http://schemas.microsoft.com/office/drawing/2016/5/10/chartex" xmlns:cx5="http://schemas.microsoft.com/office/drawing/2016/5/11/chartex" xmlns:cx6="http://schemas.microsoft.com/office/drawing/2016/5/12/chartex" xmlns:cx7="http://schemas.microsoft.com/office/drawing/2016/5/13/chartex" xmlns:cx8="http://schemas.microsoft.com/office/drawing/2016/5/14/chartex" xmlns:w16cid="http://schemas.microsoft.com/office/word/2016/wordml/cid" xmlns:wps="http://schemas.microsoft.com/office/word/2010/wordprocessingShape" xmlns:wp="http://schemas.openxmlformats.org/drawingml/2006/wordprocessingDrawing" xmlns:mc="http://schemas.openxmlformats.org/markup-compatibility/2006" xmlns:am3d="http://schemas.microsoft.com/office/drawing/2017/model3d" xmlns:cx2="http://schemas.microsoft.com/office/drawing/2015/10/21/chartex" xmlns:v="urn:schemas-microsoft-com:vml" xmlns:wpg="http://schemas.microsoft.com/office/word/2010/wordprocessingGroup" xmlns:w="http://schemas.openxmlformats.org/wordprocessingml/2006/main" xmlns:wp14="http://schemas.microsoft.com/office/word/2010/wordprocessingDrawing" xmlns:wpi="http://schemas.microsoft.com/office/word/2010/wordprocessingInk" mc:Ignorable="w14 w15 w16se w16cid w16 w16cex w16sdtdh w16sdtfl w16du wp14">
   <w:body>
     <w:p>
       <w:pPr>
         <w:pStyle w:val="Heading1"/>
       </w:pPr>
       <w:r>
-        <w:t>Heading 1</w:t>
+        <w:t xml:space="preserve">Heading 1</w:t>
       </w:r>
     </w:p>
     <w:p>
@@ -15,7 +15,7 @@
         <w:pStyle w:val="Heading2"/>
       </w:pPr>
       <w:r>
-        <w:t>Heading 2</w:t>
+        <w:t xml:space="preserve">Heading 2</w:t>
       </w:r>
     </w:p>
     <w:p>
@@ -23,16 +23,15 @@
         <w:pStyle w:val="Heading3"/>
       </w:pPr>
       <w:r>
-        <w:t>Heading 3</w:t>
+        <w:t xml:space="preserve">Heading 3</w:t>
       </w:r>
     </w:p>
     <w:p>
       <w:r>
         <w:rPr>
           <w:b/>
-          <w:bCs/>
         </w:rPr>
-        <w:t>This is bold text.</w:t>
+        <w:t xml:space="preserve">This is bold text.</w:t>
       </w:r>
       <w:r>
         <w:t xml:space="preserve"> </w:t>
@@ -40,88 +39,66 @@
       <w:r>
         <w:rPr>
           <w:i/>
-          <w:iCs/>
         </w:rPr>
-        <w:t>This is italic text.</w:t>
+        <w:t xml:space="preserve">This is italic text.</w:t>
       </w:r>
       <w:r>
-        <w:t xml:space="preserve"> </w:t>
-      </w:r>
-      <w:r>
-        <w:rPr>
-          <w:u w:val="single"/>
-        </w:rPr>
-        <w:t>This is underlined text.</w:t>
-      </w:r>
-      <w:r>
-        <w:t xml:space="preserve"> </w:t>
+        <w:t xml:space="preserve"> This is underlined text. </w:t>
       </w:r>
       <w:r>
         <w:rPr>
           <w:b/>
-          <w:bCs/>
           <w:i/>
-          <w:iCs/>
-          <w:u w:val="single"/>
         </w:rPr>
-        <w:t>This is bold, italic, underlined text.</w:t>
+        <w:t xml:space="preserve">This is bold, italic, underlined text.</w:t>
       </w:r>
     </w:p>
     <w:p>
       <w:pPr>
         <w:pStyle w:val="ListParagraph"/>
-        <w:numPr>
-          <w:ilvl w:val="0"/>
-          <w:numId w:val="1"/>
-        </w:numPr>
       </w:pPr>
       <w:r>
-        <w:t>This is a list item.</w:t>
+        <w:t xml:space="preserve">This is a list item.</w:t>
       </w:r>
     </w:p>
     <w:p>
       <w:pPr>
         <w:pStyle w:val="ListParagraph"/>
-        <w:numPr>
-          <w:ilvl w:val="0"/>
-          <w:numId w:val="1"/>
-        </w:numPr>
       </w:pPr>
       <w:r>
-        <w:t>This is another list item.</w:t>
+        <w:t xml:space="preserve">This is another list item.</w:t>
       </w:r>
     </w:p>
     <w:p>
       <w:r>
-        <w:t>This is a paragraph with a line break.</w:t>
+        <w:t xml:space="preserve">This is a paragraph with a line break.</w:t>
+        <w:br/>
       </w:r>
       <w:r>
-        <w:br/>
-        <w:t>This is text in the same paragraph.</w:t>
+        <w:t xml:space="preserve">This is text in the same paragraph.</w:t>
       </w:r>
     </w:p>
     <w:p>
       <w:r>
         <w:t xml:space="preserve">This is a </w:t>
       </w:r>
-      <w:hyperlink r:id="rId5" w:history="1">
+      <w:hyperlink r:id="rId5">
         <w:r>
           <w:rPr>
             <w:rStyle w:val="Hyperlink"/>
           </w:rPr>
-          <w:t>hyperlink</w:t>
+          <w:t xml:space="preserve">hyperlink</w:t>
         </w:r>
       </w:hyperlink>
       <w:r>
-        <w:t>.</w:t>
+        <w:t xml:space="preserve">.</w:t>
       </w:r>
     </w:p>
-    <w:sectPr>
-      <w:pgSz w:w="12240" w:h="15840"/>
-      <w:pgMar w:top="1440" w:right="1440" w:bottom="1440" w:left="1440" w:header="720" w:footer="720" w:gutter="0"/>
-      <w:cols w:space="720"/>
-      <w:docGrid w:linePitch="360"/>
-    </w:sectPr>
+    <w:p>
+      <w:r>
+        <w:t xml:space="preserve">This paragraph "has embedded quotation marks."</w:t>
+      </w:r>
+    </w:p>
   </w:body>
 </w:document>
 </file>

--- a/Word Test.docx
+++ b/Word Test.docx
@@ -1,13 +1,13 @@
 
 <file path=word/document.xml><?xml version="1.0" encoding="utf-8"?>
-<w:document xmlns:w16sdtdh="http://schemas.microsoft.com/office/word/2020/wordml/sdtdatahash" xmlns:w16du="http://schemas.microsoft.com/office/word/2023/wordml/word16du" xmlns:oel="http://schemas.microsoft.com/office/2019/extlst" xmlns:w16cex="http://schemas.microsoft.com/office/word/2018/wordml/cex" xmlns:w16se="http://schemas.microsoft.com/office/word/2015/wordml/symex" xmlns:wne="http://schemas.microsoft.com/office/word/2006/wordml" xmlns:o="urn:schemas-microsoft-com:office:office" xmlns:w10="urn:schemas-microsoft-com:office:word" xmlns:cx="http://schemas.microsoft.com/office/drawing/2014/chartex" xmlns:w14="http://schemas.microsoft.com/office/word/2010/wordml" xmlns:w15="http://schemas.microsoft.com/office/word/2012/wordml" xmlns:w16="http://schemas.microsoft.com/office/word/2018/wordml" xmlns:m="http://schemas.openxmlformats.org/officeDocument/2006/math" xmlns:aink="http://schemas.microsoft.com/office/drawing/2016/ink" xmlns:r="http://schemas.openxmlformats.org/officeDocument/2006/relationships" xmlns:w16sdtfl="http://schemas.microsoft.com/office/word/2024/wordml/sdtformatlock" xmlns:wpc="http://schemas.microsoft.com/office/word/2010/wordprocessingCanvas" xmlns:cx3="http://schemas.microsoft.com/office/drawing/2016/5/9/chartex" xmlns:cx4="http://schemas.microsoft.com/office/drawing/2016/5/10/chartex" xmlns:cx5="http://schemas.microsoft.com/office/drawing/2016/5/11/chartex" xmlns:cx6="http://schemas.microsoft.com/office/drawing/2016/5/12/chartex" xmlns:cx7="http://schemas.microsoft.com/office/drawing/2016/5/13/chartex" xmlns:cx8="http://schemas.microsoft.com/office/drawing/2016/5/14/chartex" xmlns:w16cid="http://schemas.microsoft.com/office/word/2016/wordml/cid" xmlns:wps="http://schemas.microsoft.com/office/word/2010/wordprocessingShape" xmlns:wp="http://schemas.openxmlformats.org/drawingml/2006/wordprocessingDrawing" xmlns:mc="http://schemas.openxmlformats.org/markup-compatibility/2006" xmlns:am3d="http://schemas.microsoft.com/office/drawing/2017/model3d" xmlns:cx2="http://schemas.microsoft.com/office/drawing/2015/10/21/chartex" xmlns:v="urn:schemas-microsoft-com:vml" xmlns:wpg="http://schemas.microsoft.com/office/word/2010/wordprocessingGroup" xmlns:w="http://schemas.openxmlformats.org/wordprocessingml/2006/main" xmlns:wp14="http://schemas.microsoft.com/office/word/2010/wordprocessingDrawing" xmlns:wpi="http://schemas.microsoft.com/office/word/2010/wordprocessingInk" mc:Ignorable="w14 w15 w16se w16cid w16 w16cex w16sdtdh w16sdtfl w16du wp14">
+<w:document xmlns:wpc="http://schemas.microsoft.com/office/word/2010/wordprocessingCanvas" xmlns:cx="http://schemas.microsoft.com/office/drawing/2014/chartex" xmlns:cx1="http://schemas.microsoft.com/office/drawing/2015/9/8/chartex" xmlns:cx2="http://schemas.microsoft.com/office/drawing/2015/10/21/chartex" xmlns:cx3="http://schemas.microsoft.com/office/drawing/2016/5/9/chartex" xmlns:cx4="http://schemas.microsoft.com/office/drawing/2016/5/10/chartex" xmlns:cx5="http://schemas.microsoft.com/office/drawing/2016/5/11/chartex" xmlns:cx6="http://schemas.microsoft.com/office/drawing/2016/5/12/chartex" xmlns:cx7="http://schemas.microsoft.com/office/drawing/2016/5/13/chartex" xmlns:cx8="http://schemas.microsoft.com/office/drawing/2016/5/14/chartex" xmlns:mc="http://schemas.openxmlformats.org/markup-compatibility/2006" xmlns:aink="http://schemas.microsoft.com/office/drawing/2016/ink" xmlns:am3d="http://schemas.microsoft.com/office/drawing/2017/model3d" xmlns:o="urn:schemas-microsoft-com:office:office" xmlns:oel="http://schemas.microsoft.com/office/2019/extlst" xmlns:r="http://schemas.openxmlformats.org/officeDocument/2006/relationships" xmlns:m="http://schemas.openxmlformats.org/officeDocument/2006/math" xmlns:v="urn:schemas-microsoft-com:vml" xmlns:wp14="http://schemas.microsoft.com/office/word/2010/wordprocessingDrawing" xmlns:wp="http://schemas.openxmlformats.org/drawingml/2006/wordprocessingDrawing" xmlns:w10="urn:schemas-microsoft-com:office:word" xmlns:w="http://schemas.openxmlformats.org/wordprocessingml/2006/main" xmlns:w14="http://schemas.microsoft.com/office/word/2010/wordml" xmlns:w15="http://schemas.microsoft.com/office/word/2012/wordml" xmlns:w16cex="http://schemas.microsoft.com/office/word/2018/wordml/cex" xmlns:w16cid="http://schemas.microsoft.com/office/word/2016/wordml/cid" xmlns:w16="http://schemas.microsoft.com/office/word/2018/wordml" xmlns:w16du="http://schemas.microsoft.com/office/word/2023/wordml/word16du" xmlns:w16sdtdh="http://schemas.microsoft.com/office/word/2020/wordml/sdtdatahash" xmlns:w16sdtfl="http://schemas.microsoft.com/office/word/2024/wordml/sdtformatlock" xmlns:w16se="http://schemas.microsoft.com/office/word/2015/wordml/symex" xmlns:wpg="http://schemas.microsoft.com/office/word/2010/wordprocessingGroup" xmlns:wpi="http://schemas.microsoft.com/office/word/2010/wordprocessingInk" xmlns:wne="http://schemas.microsoft.com/office/word/2006/wordml" xmlns:wps="http://schemas.microsoft.com/office/word/2010/wordprocessingShape" mc:Ignorable="w14 w15 w16se w16cid w16 w16cex w16sdtdh w16sdtfl w16du wp14">
   <w:body>
     <w:p>
       <w:pPr>
         <w:pStyle w:val="Heading1"/>
       </w:pPr>
       <w:r>
-        <w:t xml:space="preserve">Heading 1</w:t>
+        <w:t>Heading 1</w:t>
       </w:r>
     </w:p>
     <w:p>
@@ -15,7 +15,7 @@
         <w:pStyle w:val="Heading2"/>
       </w:pPr>
       <w:r>
-        <w:t xml:space="preserve">Heading 2</w:t>
+        <w:t>Heading 2</w:t>
       </w:r>
     </w:p>
     <w:p>
@@ -23,7 +23,7 @@
         <w:pStyle w:val="Heading3"/>
       </w:pPr>
       <w:r>
-        <w:t xml:space="preserve">Heading 3</w:t>
+        <w:t>Heading 3</w:t>
       </w:r>
     </w:p>
     <w:p>
@@ -31,7 +31,7 @@
         <w:rPr>
           <w:b/>
         </w:rPr>
-        <w:t xml:space="preserve">This is bold text.</w:t>
+        <w:t>This is bold text.</w:t>
       </w:r>
       <w:r>
         <w:t xml:space="preserve"> </w:t>
@@ -40,7 +40,7 @@
         <w:rPr>
           <w:i/>
         </w:rPr>
-        <w:t xml:space="preserve">This is italic text.</w:t>
+        <w:t>This is italic text.</w:t>
       </w:r>
       <w:r>
         <w:t xml:space="preserve"> This is underlined text. </w:t>
@@ -50,7 +50,7 @@
           <w:b/>
           <w:i/>
         </w:rPr>
-        <w:t xml:space="preserve">This is bold, italic, underlined text.</w:t>
+        <w:t>This is bold, italic, underlined text.</w:t>
       </w:r>
     </w:p>
     <w:p>
@@ -58,7 +58,7 @@
         <w:pStyle w:val="ListParagraph"/>
       </w:pPr>
       <w:r>
-        <w:t xml:space="preserve">This is a list item.</w:t>
+        <w:t>This is a list item.</w:t>
       </w:r>
     </w:p>
     <w:p>
@@ -66,16 +66,16 @@
         <w:pStyle w:val="ListParagraph"/>
       </w:pPr>
       <w:r>
-        <w:t xml:space="preserve">This is another list item.</w:t>
+        <w:t>This is another list item.</w:t>
       </w:r>
     </w:p>
     <w:p>
       <w:r>
-        <w:t xml:space="preserve">This is a paragraph with a line break.</w:t>
+        <w:t>This is a paragraph with a line break.</w:t>
+      </w:r>
+      <w:r>
         <w:br/>
-      </w:r>
-      <w:r>
-        <w:t xml:space="preserve">This is text in the same paragraph.</w:t>
+        <w:t>This is text in the same paragraph.</w:t>
       </w:r>
     </w:p>
     <w:p>
@@ -87,20 +87,224 @@
           <w:rPr>
             <w:rStyle w:val="Hyperlink"/>
           </w:rPr>
-          <w:t xml:space="preserve">hyperlink</w:t>
+          <w:t>hyperlink</w:t>
         </w:r>
       </w:hyperlink>
       <w:r>
-        <w:t xml:space="preserve">.</w:t>
+        <w:t>.</w:t>
       </w:r>
     </w:p>
     <w:p>
-      <w:r>
-        <w:t xml:space="preserve">This paragraph "has embedded quotation marks."</w:t>
+      <w:pPr>
+        <w:rPr>
+          <w:ins w:id="0" w:author="Matt Loar" w:date="2026-01-26T12:34:00Z" w16du:dateUtc="2026-01-26T18:34:00Z"/>
+        </w:rPr>
+      </w:pPr>
+      <w:r>
+        <w:t>This paragraph "has embedded quotation marks."</w:t>
       </w:r>
     </w:p>
+    <w:p>
+      <w:ins w:id="1" w:author="Matt Loar" w:date="2026-01-26T12:34:00Z" w16du:dateUtc="2026-01-26T18:34:00Z">
+        <w:r>
+          <w:t xml:space="preserve">This is </w:t>
+        </w:r>
+        <w:commentRangeStart w:id="2"/>
+        <w:r>
+          <w:t>an added</w:t>
+        </w:r>
+      </w:ins>
+      <w:commentRangeEnd w:id="2"/>
+      <w:r>
+        <w:rPr>
+          <w:rStyle w:val="CommentReference"/>
+          <w:sz w:val="24"/>
+          <w:szCs w:val="24"/>
+        </w:rPr>
+        <w:commentReference w:id="2"/>
+      </w:r>
+      <w:ins w:id="3" w:author="Matt Loar" w:date="2026-01-26T12:34:00Z" w16du:dateUtc="2026-01-26T18:34:00Z">
+        <w:r>
+          <w:t xml:space="preserve"> paragraph.</w:t>
+        </w:r>
+      </w:ins>
+    </w:p>
+    <w:p>
+      <w:del w:id="4" w:author="Matt Loar" w:date="2026-01-26T12:34:00Z" w16du:dateUtc="2026-01-26T18:34:00Z">
+        <w:r>
+          <w:delText xml:space="preserve">This is a </w:delText>
+        </w:r>
+        <w:commentRangeStart w:id="5"/>
+        <w:r>
+          <w:delText>deleted</w:delText>
+        </w:r>
+      </w:del>
+      <w:commentRangeEnd w:id="5"/>
+      <w:r>
+        <w:rPr>
+          <w:rStyle w:val="CommentReference"/>
+          <w:sz w:val="24"/>
+          <w:szCs w:val="24"/>
+        </w:rPr>
+        <w:commentReference w:id="5"/>
+      </w:r>
+      <w:del w:id="6" w:author="Matt Loar" w:date="2026-01-26T12:34:00Z" w16du:dateUtc="2026-01-26T18:34:00Z">
+        <w:r>
+          <w:delText xml:space="preserve"> paragraph.</w:delText>
+        </w:r>
+      </w:del>
+    </w:p>
+    <w:p>
+      <w:commentRangeStart w:id="7"/>
+      <w:r>
+        <w:t>This is a paragraph</w:t>
+      </w:r>
+      <w:ins w:id="8" w:author="Matt Loar" w:date="2026-01-26T12:34:00Z" w16du:dateUtc="2026-01-26T18:34:00Z">
+        <w:r>
+          <w:t xml:space="preserve"> with added</w:t>
+        </w:r>
+      </w:ins>
+      <w:ins w:id="9" w:author="Matt Loar" w:date="2026-01-26T12:35:00Z" w16du:dateUtc="2026-01-26T18:35:00Z">
+        <w:r>
+          <w:t xml:space="preserve"> text</w:t>
+        </w:r>
+      </w:ins>
+      <w:del w:id="10" w:author="Matt Loar" w:date="2026-01-26T12:35:00Z" w16du:dateUtc="2026-01-26T18:35:00Z">
+        <w:r>
+          <w:delText xml:space="preserve"> and deleted text</w:delText>
+        </w:r>
+      </w:del>
+      <w:r>
+        <w:t>.</w:t>
+      </w:r>
+    </w:p>
+    <w:p>
+      <w:pPr>
+        <w:rPr>
+          <w:del w:id="11" w:author="Matt Loar" w:date="2026-01-26T12:36:00Z" w16du:dateUtc="2026-01-26T18:36:00Z"/>
+        </w:rPr>
+      </w:pPr>
+      <w:r>
+        <w:t>This is a paragraph that is merged</w:t>
+      </w:r>
+      <w:commentRangeEnd w:id="7"/>
+      <w:r>
+        <w:rPr>
+          <w:rStyle w:val="CommentReference"/>
+          <w:sz w:val="24"/>
+          <w:szCs w:val="24"/>
+        </w:rPr>
+        <w:commentReference w:id="7"/>
+      </w:r>
+    </w:p>
+    <w:p>
+      <w:ins w:id="12" w:author="Matt Loar" w:date="2026-01-26T12:36:00Z" w16du:dateUtc="2026-01-26T18:36:00Z">
+        <w:r>
+          <w:t xml:space="preserve"> </w:t>
+        </w:r>
+      </w:ins>
+      <w:del w:id="13" w:author="Matt Loar" w:date="2026-01-26T12:36:00Z" w16du:dateUtc="2026-01-26T18:36:00Z">
+        <w:r>
+          <w:delText xml:space="preserve">With </w:delText>
+        </w:r>
+      </w:del>
+      <w:ins w:id="14" w:author="Matt Loar" w:date="2026-01-26T12:36:00Z" w16du:dateUtc="2026-01-26T18:36:00Z">
+        <w:r>
+          <w:t>w</w:t>
+        </w:r>
+        <w:r>
+          <w:t xml:space="preserve">ith </w:t>
+        </w:r>
+      </w:ins>
+      <w:r>
+        <w:t>the next paragraph.</w:t>
+      </w:r>
+    </w:p>
+    <w:sectPr>
+      <w:pgSz w:w="12240" w:h="15840"/>
+      <w:pgMar w:top="1440" w:right="1440" w:bottom="1440" w:left="1440" w:header="720" w:footer="720" w:gutter="0"/>
+      <w:cols w:space="720"/>
+      <w:docGrid w:linePitch="360"/>
+    </w:sectPr>
   </w:body>
 </w:document>
+</file>
+
+<file path=word/comments.xml><?xml version="1.0" encoding="utf-8"?>
+<w:comments xmlns:wpc="http://schemas.microsoft.com/office/word/2010/wordprocessingCanvas" xmlns:cx="http://schemas.microsoft.com/office/drawing/2014/chartex" xmlns:cx1="http://schemas.microsoft.com/office/drawing/2015/9/8/chartex" xmlns:cx2="http://schemas.microsoft.com/office/drawing/2015/10/21/chartex" xmlns:cx3="http://schemas.microsoft.com/office/drawing/2016/5/9/chartex" xmlns:cx4="http://schemas.microsoft.com/office/drawing/2016/5/10/chartex" xmlns:cx5="http://schemas.microsoft.com/office/drawing/2016/5/11/chartex" xmlns:cx6="http://schemas.microsoft.com/office/drawing/2016/5/12/chartex" xmlns:cx7="http://schemas.microsoft.com/office/drawing/2016/5/13/chartex" xmlns:cx8="http://schemas.microsoft.com/office/drawing/2016/5/14/chartex" xmlns:mc="http://schemas.openxmlformats.org/markup-compatibility/2006" xmlns:aink="http://schemas.microsoft.com/office/drawing/2016/ink" xmlns:am3d="http://schemas.microsoft.com/office/drawing/2017/model3d" xmlns:o="urn:schemas-microsoft-com:office:office" xmlns:oel="http://schemas.microsoft.com/office/2019/extlst" xmlns:r="http://schemas.openxmlformats.org/officeDocument/2006/relationships" xmlns:m="http://schemas.openxmlformats.org/officeDocument/2006/math" xmlns:v="urn:schemas-microsoft-com:vml" xmlns:wp14="http://schemas.microsoft.com/office/word/2010/wordprocessingDrawing" xmlns:wp="http://schemas.openxmlformats.org/drawingml/2006/wordprocessingDrawing" xmlns:w10="urn:schemas-microsoft-com:office:word" xmlns:w="http://schemas.openxmlformats.org/wordprocessingml/2006/main" xmlns:w14="http://schemas.microsoft.com/office/word/2010/wordml" xmlns:w15="http://schemas.microsoft.com/office/word/2012/wordml" xmlns:w16cex="http://schemas.microsoft.com/office/word/2018/wordml/cex" xmlns:w16cid="http://schemas.microsoft.com/office/word/2016/wordml/cid" xmlns:w16="http://schemas.microsoft.com/office/word/2018/wordml" xmlns:w16du="http://schemas.microsoft.com/office/word/2023/wordml/word16du" xmlns:w16sdtdh="http://schemas.microsoft.com/office/word/2020/wordml/sdtdatahash" xmlns:w16sdtfl="http://schemas.microsoft.com/office/word/2024/wordml/sdtformatlock" xmlns:w16se="http://schemas.microsoft.com/office/word/2015/wordml/symex" xmlns:wpg="http://schemas.microsoft.com/office/word/2010/wordprocessingGroup" xmlns:wpi="http://schemas.microsoft.com/office/word/2010/wordprocessingInk" xmlns:wne="http://schemas.microsoft.com/office/word/2006/wordml" xmlns:wps="http://schemas.microsoft.com/office/word/2010/wordprocessingShape" mc:Ignorable="w14 w15 w16se w16cid w16 w16cex w16sdtdh w16sdtfl w16du wp14">
+  <w:comment w:id="2" w:author="Matt Loar" w:date="2026-01-26T12:37:00Z" w:initials="ML">
+    <w:p>
+      <w:pPr>
+        <w:pStyle w:val="CommentText"/>
+      </w:pPr>
+      <w:r>
+        <w:rPr>
+          <w:rStyle w:val="CommentReference"/>
+        </w:rPr>
+        <w:annotationRef/>
+      </w:r>
+      <w:r>
+        <w:t>This is a comment in added text.</w:t>
+      </w:r>
+    </w:p>
+  </w:comment>
+  <w:comment w:id="5" w:author="Matt Loar" w:date="2026-01-26T12:37:00Z" w:initials="ML">
+    <w:p>
+      <w:pPr>
+        <w:pStyle w:val="CommentText"/>
+      </w:pPr>
+      <w:r>
+        <w:rPr>
+          <w:rStyle w:val="CommentReference"/>
+        </w:rPr>
+        <w:annotationRef/>
+      </w:r>
+      <w:r>
+        <w:t>This is a comment in deleted text.</w:t>
+      </w:r>
+    </w:p>
+  </w:comment>
+  <w:comment w:id="7" w:author="Matt Loar" w:date="2026-01-26T12:38:00Z" w:initials="ML">
+    <w:p>
+      <w:pPr>
+        <w:pStyle w:val="CommentText"/>
+      </w:pPr>
+      <w:r>
+        <w:rPr>
+          <w:rStyle w:val="CommentReference"/>
+        </w:rPr>
+        <w:annotationRef/>
+      </w:r>
+      <w:r>
+        <w:t>This comment straddles paragraphs.</w:t>
+      </w:r>
+    </w:p>
+  </w:comment>
+</w:comments>
+</file>
+
+<file path=word/commentsExtended.xml><?xml version="1.0" encoding="utf-8"?>
+<w15:commentsEx xmlns:wpc="http://schemas.microsoft.com/office/word/2010/wordprocessingCanvas" xmlns:cx="http://schemas.microsoft.com/office/drawing/2014/chartex" xmlns:cx1="http://schemas.microsoft.com/office/drawing/2015/9/8/chartex" xmlns:cx2="http://schemas.microsoft.com/office/drawing/2015/10/21/chartex" xmlns:cx3="http://schemas.microsoft.com/office/drawing/2016/5/9/chartex" xmlns:cx4="http://schemas.microsoft.com/office/drawing/2016/5/10/chartex" xmlns:cx5="http://schemas.microsoft.com/office/drawing/2016/5/11/chartex" xmlns:cx6="http://schemas.microsoft.com/office/drawing/2016/5/12/chartex" xmlns:cx7="http://schemas.microsoft.com/office/drawing/2016/5/13/chartex" xmlns:cx8="http://schemas.microsoft.com/office/drawing/2016/5/14/chartex" xmlns:mc="http://schemas.openxmlformats.org/markup-compatibility/2006" xmlns:aink="http://schemas.microsoft.com/office/drawing/2016/ink" xmlns:am3d="http://schemas.microsoft.com/office/drawing/2017/model3d" xmlns:o="urn:schemas-microsoft-com:office:office" xmlns:oel="http://schemas.microsoft.com/office/2019/extlst" xmlns:r="http://schemas.openxmlformats.org/officeDocument/2006/relationships" xmlns:m="http://schemas.openxmlformats.org/officeDocument/2006/math" xmlns:v="urn:schemas-microsoft-com:vml" xmlns:wp14="http://schemas.microsoft.com/office/word/2010/wordprocessingDrawing" xmlns:wp="http://schemas.openxmlformats.org/drawingml/2006/wordprocessingDrawing" xmlns:w10="urn:schemas-microsoft-com:office:word" xmlns:w="http://schemas.openxmlformats.org/wordprocessingml/2006/main" xmlns:w14="http://schemas.microsoft.com/office/word/2010/wordml" xmlns:w15="http://schemas.microsoft.com/office/word/2012/wordml" xmlns:w16cex="http://schemas.microsoft.com/office/word/2018/wordml/cex" xmlns:w16cid="http://schemas.microsoft.com/office/word/2016/wordml/cid" xmlns:w16="http://schemas.microsoft.com/office/word/2018/wordml" xmlns:w16du="http://schemas.microsoft.com/office/word/2023/wordml/word16du" xmlns:w16sdtdh="http://schemas.microsoft.com/office/word/2020/wordml/sdtdatahash" xmlns:w16sdtfl="http://schemas.microsoft.com/office/word/2024/wordml/sdtformatlock" xmlns:w16se="http://schemas.microsoft.com/office/word/2015/wordml/symex" xmlns:wpg="http://schemas.microsoft.com/office/word/2010/wordprocessingGroup" xmlns:wpi="http://schemas.microsoft.com/office/word/2010/wordprocessingInk" xmlns:wne="http://schemas.microsoft.com/office/word/2006/wordml" xmlns:wps="http://schemas.microsoft.com/office/word/2010/wordprocessingShape" mc:Ignorable="w14 w15 w16se w16cid w16 w16cex w16sdtdh w16sdtfl w16du wp14">
+  <w15:commentEx w15:paraId="06360206" w15:done="0"/>
+  <w15:commentEx w15:paraId="2B4DC3B0" w15:done="0"/>
+  <w15:commentEx w15:paraId="2CD04C63" w15:done="0"/>
+</w15:commentsEx>
+</file>
+
+<file path=word/commentsExtensible.xml><?xml version="1.0" encoding="utf-8"?>
+<w16cex:commentsExtensible xmlns:wpc="http://schemas.microsoft.com/office/word/2010/wordprocessingCanvas" xmlns:cx="http://schemas.microsoft.com/office/drawing/2014/chartex" xmlns:cx1="http://schemas.microsoft.com/office/drawing/2015/9/8/chartex" xmlns:cx2="http://schemas.microsoft.com/office/drawing/2015/10/21/chartex" xmlns:cx3="http://schemas.microsoft.com/office/drawing/2016/5/9/chartex" xmlns:cx4="http://schemas.microsoft.com/office/drawing/2016/5/10/chartex" xmlns:cx5="http://schemas.microsoft.com/office/drawing/2016/5/11/chartex" xmlns:cx6="http://schemas.microsoft.com/office/drawing/2016/5/12/chartex" xmlns:cx7="http://schemas.microsoft.com/office/drawing/2016/5/13/chartex" xmlns:cx8="http://schemas.microsoft.com/office/drawing/2016/5/14/chartex" xmlns:cr="http://schemas.microsoft.com/office/comments/2020/reactions" xmlns:mc="http://schemas.openxmlformats.org/markup-compatibility/2006" xmlns:aink="http://schemas.microsoft.com/office/drawing/2016/ink" xmlns:am3d="http://schemas.microsoft.com/office/drawing/2017/model3d" xmlns:o="urn:schemas-microsoft-com:office:office" xmlns:oel="http://schemas.microsoft.com/office/2019/extlst" xmlns:r="http://schemas.openxmlformats.org/officeDocument/2006/relationships" xmlns:m="http://schemas.openxmlformats.org/officeDocument/2006/math" xmlns:v="urn:schemas-microsoft-com:vml" xmlns:wp14="http://schemas.microsoft.com/office/word/2010/wordprocessingDrawing" xmlns:wp="http://schemas.openxmlformats.org/drawingml/2006/wordprocessingDrawing" xmlns:w10="urn:schemas-microsoft-com:office:word" xmlns:w="http://schemas.openxmlformats.org/wordprocessingml/2006/main" xmlns:w14="http://schemas.microsoft.com/office/word/2010/wordml" xmlns:w15="http://schemas.microsoft.com/office/word/2012/wordml" xmlns:w16cex="http://schemas.microsoft.com/office/word/2018/wordml/cex" xmlns:w16cid="http://schemas.microsoft.com/office/word/2016/wordml/cid" xmlns:w16="http://schemas.microsoft.com/office/word/2018/wordml" xmlns:w16du="http://schemas.microsoft.com/office/word/2023/wordml/word16du" xmlns:w16sdtdh="http://schemas.microsoft.com/office/word/2020/wordml/sdtdatahash" xmlns:w16sdtfl="http://schemas.microsoft.com/office/word/2024/wordml/sdtformatlock" xmlns:w16se="http://schemas.microsoft.com/office/word/2015/wordml/symex" xmlns:wpg="http://schemas.microsoft.com/office/word/2010/wordprocessingGroup" xmlns:wpi="http://schemas.microsoft.com/office/word/2010/wordprocessingInk" xmlns:wne="http://schemas.microsoft.com/office/word/2006/wordml" xmlns:wps="http://schemas.microsoft.com/office/word/2010/wordprocessingShape" mc:Ignorable="w14 w15 w16se w16cid w16 w16cex w16sdtdh w16sdtfl cr w16du wp14">
+  <w16cex:commentExtensible w16cex:durableId="19E4B919" w16cex:dateUtc="2026-01-26T18:37:00Z"/>
+  <w16cex:commentExtensible w16cex:durableId="16D5DCE1" w16cex:dateUtc="2026-01-26T18:37:00Z"/>
+  <w16cex:commentExtensible w16cex:durableId="20C482C9" w16cex:dateUtc="2026-01-26T18:38:00Z"/>
+</w16cex:commentsExtensible>
+</file>
+
+<file path=word/commentsIds.xml><?xml version="1.0" encoding="utf-8"?>
+<w16cid:commentsIds xmlns:wpc="http://schemas.microsoft.com/office/word/2010/wordprocessingCanvas" xmlns:cx="http://schemas.microsoft.com/office/drawing/2014/chartex" xmlns:cx1="http://schemas.microsoft.com/office/drawing/2015/9/8/chartex" xmlns:cx2="http://schemas.microsoft.com/office/drawing/2015/10/21/chartex" xmlns:cx3="http://schemas.microsoft.com/office/drawing/2016/5/9/chartex" xmlns:cx4="http://schemas.microsoft.com/office/drawing/2016/5/10/chartex" xmlns:cx5="http://schemas.microsoft.com/office/drawing/2016/5/11/chartex" xmlns:cx6="http://schemas.microsoft.com/office/drawing/2016/5/12/chartex" xmlns:cx7="http://schemas.microsoft.com/office/drawing/2016/5/13/chartex" xmlns:cx8="http://schemas.microsoft.com/office/drawing/2016/5/14/chartex" xmlns:mc="http://schemas.openxmlformats.org/markup-compatibility/2006" xmlns:aink="http://schemas.microsoft.com/office/drawing/2016/ink" xmlns:am3d="http://schemas.microsoft.com/office/drawing/2017/model3d" xmlns:o="urn:schemas-microsoft-com:office:office" xmlns:oel="http://schemas.microsoft.com/office/2019/extlst" xmlns:r="http://schemas.openxmlformats.org/officeDocument/2006/relationships" xmlns:m="http://schemas.openxmlformats.org/officeDocument/2006/math" xmlns:v="urn:schemas-microsoft-com:vml" xmlns:wp14="http://schemas.microsoft.com/office/word/2010/wordprocessingDrawing" xmlns:wp="http://schemas.openxmlformats.org/drawingml/2006/wordprocessingDrawing" xmlns:w10="urn:schemas-microsoft-com:office:word" xmlns:w="http://schemas.openxmlformats.org/wordprocessingml/2006/main" xmlns:w14="http://schemas.microsoft.com/office/word/2010/wordml" xmlns:w15="http://schemas.microsoft.com/office/word/2012/wordml" xmlns:w16cex="http://schemas.microsoft.com/office/word/2018/wordml/cex" xmlns:w16cid="http://schemas.microsoft.com/office/word/2016/wordml/cid" xmlns:w16="http://schemas.microsoft.com/office/word/2018/wordml" xmlns:w16du="http://schemas.microsoft.com/office/word/2023/wordml/word16du" xmlns:w16sdtdh="http://schemas.microsoft.com/office/word/2020/wordml/sdtdatahash" xmlns:w16sdtfl="http://schemas.microsoft.com/office/word/2024/wordml/sdtformatlock" xmlns:w16se="http://schemas.microsoft.com/office/word/2015/wordml/symex" xmlns:wpg="http://schemas.microsoft.com/office/word/2010/wordprocessingGroup" xmlns:wpi="http://schemas.microsoft.com/office/word/2010/wordprocessingInk" xmlns:wne="http://schemas.microsoft.com/office/word/2006/wordml" xmlns:wps="http://schemas.microsoft.com/office/word/2010/wordprocessingShape" mc:Ignorable="w14 w15 w16se w16cid w16 w16cex w16sdtdh w16sdtfl w16du wp14">
+  <w16cid:commentId w16cid:paraId="06360206" w16cid:durableId="19E4B919"/>
+  <w16cid:commentId w16cid:paraId="2B4DC3B0" w16cid:durableId="16D5DCE1"/>
+  <w16cid:commentId w16cid:paraId="2CD04C63" w16cid:durableId="20C482C9"/>
+</w16cid:commentsIds>
 </file>
 
 <file path=word/numbering.xml><?xml version="1.0" encoding="utf-8"?>
@@ -222,6 +426,14 @@
     <w:abstractNumId w:val="0"/>
   </w:num>
 </w:numbering>
+</file>
+
+<file path=word/people.xml><?xml version="1.0" encoding="utf-8"?>
+<w15:people xmlns:wpc="http://schemas.microsoft.com/office/word/2010/wordprocessingCanvas" xmlns:cx="http://schemas.microsoft.com/office/drawing/2014/chartex" xmlns:cx1="http://schemas.microsoft.com/office/drawing/2015/9/8/chartex" xmlns:cx2="http://schemas.microsoft.com/office/drawing/2015/10/21/chartex" xmlns:cx3="http://schemas.microsoft.com/office/drawing/2016/5/9/chartex" xmlns:cx4="http://schemas.microsoft.com/office/drawing/2016/5/10/chartex" xmlns:cx5="http://schemas.microsoft.com/office/drawing/2016/5/11/chartex" xmlns:cx6="http://schemas.microsoft.com/office/drawing/2016/5/12/chartex" xmlns:cx7="http://schemas.microsoft.com/office/drawing/2016/5/13/chartex" xmlns:cx8="http://schemas.microsoft.com/office/drawing/2016/5/14/chartex" xmlns:mc="http://schemas.openxmlformats.org/markup-compatibility/2006" xmlns:aink="http://schemas.microsoft.com/office/drawing/2016/ink" xmlns:am3d="http://schemas.microsoft.com/office/drawing/2017/model3d" xmlns:o="urn:schemas-microsoft-com:office:office" xmlns:oel="http://schemas.microsoft.com/office/2019/extlst" xmlns:r="http://schemas.openxmlformats.org/officeDocument/2006/relationships" xmlns:m="http://schemas.openxmlformats.org/officeDocument/2006/math" xmlns:v="urn:schemas-microsoft-com:vml" xmlns:wp14="http://schemas.microsoft.com/office/word/2010/wordprocessingDrawing" xmlns:wp="http://schemas.openxmlformats.org/drawingml/2006/wordprocessingDrawing" xmlns:w10="urn:schemas-microsoft-com:office:word" xmlns:w="http://schemas.openxmlformats.org/wordprocessingml/2006/main" xmlns:w14="http://schemas.microsoft.com/office/word/2010/wordml" xmlns:w15="http://schemas.microsoft.com/office/word/2012/wordml" xmlns:w16cex="http://schemas.microsoft.com/office/word/2018/wordml/cex" xmlns:w16cid="http://schemas.microsoft.com/office/word/2016/wordml/cid" xmlns:w16="http://schemas.microsoft.com/office/word/2018/wordml" xmlns:w16du="http://schemas.microsoft.com/office/word/2023/wordml/word16du" xmlns:w16sdtdh="http://schemas.microsoft.com/office/word/2020/wordml/sdtdatahash" xmlns:w16sdtfl="http://schemas.microsoft.com/office/word/2024/wordml/sdtformatlock" xmlns:w16se="http://schemas.microsoft.com/office/word/2015/wordml/symex" xmlns:wpg="http://schemas.microsoft.com/office/word/2010/wordprocessingGroup" xmlns:wpi="http://schemas.microsoft.com/office/word/2010/wordprocessingInk" xmlns:wne="http://schemas.microsoft.com/office/word/2006/wordml" xmlns:wps="http://schemas.microsoft.com/office/word/2010/wordprocessingShape" mc:Ignorable="w14 w15 w16se w16cid w16 w16cex w16sdtdh w16sdtfl w16du wp14">
+  <w15:person w15:author="Matt Loar">
+    <w15:presenceInfo w15:providerId="Windows Live" w15:userId="0167c3def8158551"/>
+  </w15:person>
+</w15:people>
 </file>
 
 <file path=word/styles.xml><?xml version="1.0" encoding="utf-8"?>
@@ -1160,6 +1372,82 @@
       <w:shd w:val="clear" w:color="auto" w:fill="E1DFDD"/>
     </w:rPr>
   </w:style>
+  <w:style w:type="paragraph" w:styleId="Revision">
+    <w:name w:val="Revision"/>
+    <w:hidden/>
+    <w:uiPriority w:val="99"/>
+    <w:semiHidden/>
+    <w:rsid w:val="008D056F"/>
+    <w:pPr>
+      <w:spacing w:after="0" w:line="240" w:lineRule="auto"/>
+    </w:pPr>
+  </w:style>
+  <w:style w:type="character" w:styleId="CommentReference">
+    <w:name w:val="annotation reference"/>
+    <w:basedOn w:val="DefaultParagraphFont"/>
+    <w:uiPriority w:val="99"/>
+    <w:semiHidden/>
+    <w:unhideWhenUsed/>
+    <w:rsid w:val="008D056F"/>
+    <w:rPr>
+      <w:sz w:val="16"/>
+      <w:szCs w:val="16"/>
+    </w:rPr>
+  </w:style>
+  <w:style w:type="paragraph" w:styleId="CommentText">
+    <w:name w:val="annotation text"/>
+    <w:basedOn w:val="Normal"/>
+    <w:link w:val="CommentTextChar"/>
+    <w:uiPriority w:val="99"/>
+    <w:unhideWhenUsed/>
+    <w:rsid w:val="008D056F"/>
+    <w:pPr>
+      <w:spacing w:line="240" w:lineRule="auto"/>
+    </w:pPr>
+    <w:rPr>
+      <w:sz w:val="20"/>
+      <w:szCs w:val="20"/>
+    </w:rPr>
+  </w:style>
+  <w:style w:type="character" w:customStyle="1" w:styleId="CommentTextChar">
+    <w:name w:val="Comment Text Char"/>
+    <w:basedOn w:val="DefaultParagraphFont"/>
+    <w:link w:val="CommentText"/>
+    <w:uiPriority w:val="99"/>
+    <w:rsid w:val="008D056F"/>
+    <w:rPr>
+      <w:sz w:val="20"/>
+      <w:szCs w:val="20"/>
+    </w:rPr>
+  </w:style>
+  <w:style w:type="paragraph" w:styleId="CommentSubject">
+    <w:name w:val="annotation subject"/>
+    <w:basedOn w:val="CommentText"/>
+    <w:next w:val="CommentText"/>
+    <w:link w:val="CommentSubjectChar"/>
+    <w:uiPriority w:val="99"/>
+    <w:semiHidden/>
+    <w:unhideWhenUsed/>
+    <w:rsid w:val="008D056F"/>
+    <w:rPr>
+      <w:b/>
+      <w:bCs/>
+    </w:rPr>
+  </w:style>
+  <w:style w:type="character" w:customStyle="1" w:styleId="CommentSubjectChar">
+    <w:name w:val="Comment Subject Char"/>
+    <w:basedOn w:val="CommentTextChar"/>
+    <w:link w:val="CommentSubject"/>
+    <w:uiPriority w:val="99"/>
+    <w:semiHidden/>
+    <w:rsid w:val="008D056F"/>
+    <w:rPr>
+      <w:b/>
+      <w:bCs/>
+      <w:sz w:val="20"/>
+      <w:szCs w:val="20"/>
+    </w:rPr>
+  </w:style>
 </w:styles>
 </file>
 
